--- a/public/investor-pack/Global-Office-Brand-Positioning.docx
+++ b/public/investor-pack/Global-Office-Brand-Positioning.docx
@@ -72,7 +72,7 @@
           <w:sz w:val="22"/>
           <w:szCs w:val="22"/>
         </w:rPr>
-        <w:t xml:space="preserve">Prepared by Global Office, a product of Soteria AI Technologies Limited.</w:t>
+        <w:t xml:space="preserve">Prepared by Global Office, a product of Soteria AI Technologies Inc..</w:t>
       </w:r>
     </w:p>
     <w:p>
@@ -1599,7 +1599,7 @@
           <w:sz w:val="22"/>
           <w:szCs w:val="22"/>
         </w:rPr>
-        <w:t xml:space="preserve">Company: Soteria AI Technologies Limited.</w:t>
+        <w:t xml:space="preserve">Company: Soteria AI Technologies Inc..</w:t>
       </w:r>
     </w:p>
     <w:p>
@@ -1931,7 +1931,7 @@
         <w:sz w:val="14"/>
         <w:szCs w:val="14"/>
       </w:rPr>
-      <w:t xml:space="preserve">Soteria AI Technologies Limited</w:t>
+      <w:t xml:space="preserve">Soteria AI Technologies Inc.</w:t>
     </w:r>
     <w:r>
       <w:rPr>

--- a/public/investor-pack/Global-Office-Brand-Positioning.docx
+++ b/public/investor-pack/Global-Office-Brand-Positioning.docx
@@ -72,7 +72,7 @@
           <w:sz w:val="22"/>
           <w:szCs w:val="22"/>
         </w:rPr>
-        <w:t xml:space="preserve">Prepared by Global Office, a product of Soteria AI Technologies Inc..</w:t>
+        <w:t xml:space="preserve">Prepared by Global Office, a product of Soteria AI Technologies Inc. (a Delaware C-Corporation).</w:t>
       </w:r>
     </w:p>
     <w:p>
